--- a/Documenti/Sprint/Documentazione.docx
+++ b/Documenti/Sprint/Documentazione.docx
@@ -14,13 +14,8 @@
       <w:pPr>
         <w:pStyle w:val="Sottotitolo"/>
       </w:pPr>
-      <w:proofErr w:type="spellStart"/>
-      <w:r>
-        <w:t>Telemetry</w:t>
-      </w:r>
-      <w:proofErr w:type="spellEnd"/>
-      <w:r>
-        <w:t xml:space="preserve"> sy</w:t>
+      <w:r>
+        <w:t>Telemetry sy</w:t>
       </w:r>
       <w:r>
         <w:t>stem</w:t>
@@ -31,11 +26,9 @@
       <w:pPr>
         <w:jc w:val="right"/>
       </w:pPr>
-      <w:proofErr w:type="spellStart"/>
       <w:r>
         <w:t>Documentation</w:t>
       </w:r>
-      <w:proofErr w:type="spellEnd"/>
     </w:p>
     <w:p/>
     <w:p/>
@@ -99,11 +92,9 @@
           <w:numId w:val="15"/>
         </w:numPr>
       </w:pPr>
-      <w:proofErr w:type="spellStart"/>
       <w:r>
         <w:t>Document</w:t>
       </w:r>
-      <w:proofErr w:type="spellEnd"/>
     </w:p>
     <w:p>
       <w:pPr>
@@ -145,11 +136,9 @@
       <w:r>
         <w:t xml:space="preserve">1 </w:t>
       </w:r>
-      <w:proofErr w:type="spellStart"/>
       <w:r>
         <w:t>Introduction</w:t>
       </w:r>
-      <w:proofErr w:type="spellEnd"/>
     </w:p>
     <w:p>
       <w:pPr>
@@ -167,13 +156,8 @@
         <w:ind w:left="720"/>
       </w:pPr>
       <w:r>
-        <w:t xml:space="preserve">1.1 </w:t>
-      </w:r>
-      <w:proofErr w:type="spellStart"/>
-      <w:r>
-        <w:t>Purpose</w:t>
-      </w:r>
-      <w:proofErr w:type="spellEnd"/>
+        <w:t>1.1 Purpose</w:t>
+      </w:r>
     </w:p>
     <w:p>
       <w:pPr>
@@ -278,15 +262,7 @@
         <w:t>TD</w:t>
       </w:r>
       <w:r>
-        <w:t xml:space="preserve">: </w:t>
-      </w:r>
-      <w:proofErr w:type="spellStart"/>
-      <w:r>
-        <w:t>Telemetry</w:t>
-      </w:r>
-      <w:proofErr w:type="spellEnd"/>
-      <w:r>
-        <w:t xml:space="preserve"> Data indica i</w:t>
+        <w:t>: Telemetry Data indica i</w:t>
       </w:r>
       <w:r>
         <w:t>l frame contenente le informazioni sullo stato del mezzo.</w:t>
@@ -308,7 +284,13 @@
         <w:t>TX</w:t>
       </w:r>
       <w:r>
-        <w:t>: Indica l’unità hardware a bordo del mezzo responsabile dell’invio dei dati via wireless verso l’unità ricevente.</w:t>
+        <w:t>: Indica l’unità hardware a bordo del mezzo</w:t>
+      </w:r>
+      <w:r>
+        <w:t>,</w:t>
+      </w:r>
+      <w:r>
+        <w:t xml:space="preserve"> responsabile dell’invio dei dati via wireless verso l’unità ricevente.</w:t>
       </w:r>
     </w:p>
     <w:p>
@@ -509,16 +491,11 @@
         <w:t>2</w:t>
       </w:r>
       <w:r>
-        <w:t xml:space="preserve">. </w:t>
-      </w:r>
-      <w:r>
-        <w:t xml:space="preserve">2 Product </w:t>
-      </w:r>
-      <w:proofErr w:type="spellStart"/>
-      <w:r>
-        <w:t>functions</w:t>
-      </w:r>
-      <w:proofErr w:type="spellEnd"/>
+        <w:t>.</w:t>
+      </w:r>
+      <w:r>
+        <w:t>2 Product functions</w:t>
+      </w:r>
     </w:p>
     <w:p>
       <w:pPr>
@@ -578,11 +555,7 @@
       </w:pPr>
       <w:r>
         <w:lastRenderedPageBreak/>
-        <w:t xml:space="preserve">2.3 User </w:t>
-      </w:r>
-      <w:proofErr w:type="spellStart"/>
-      <w:r>
-        <w:t>c</w:t>
+        <w:t>2.3 User c</w:t>
       </w:r>
       <w:r>
         <w:t>h</w:t>
@@ -590,7 +563,6 @@
       <w:r>
         <w:t>aracteristics</w:t>
       </w:r>
-      <w:proofErr w:type="spellEnd"/>
     </w:p>
     <w:p>
       <w:pPr>
@@ -625,14 +597,8 @@
       <w:pPr>
         <w:pStyle w:val="Titolo4"/>
         <w:ind w:left="708"/>
-        <w:rPr>
-          <w:lang w:val="en-US"/>
-        </w:rPr>
-      </w:pPr>
-      <w:r>
-        <w:rPr>
-          <w:lang w:val="en-US"/>
-        </w:rPr>
+      </w:pPr>
+      <w:r>
         <w:t>2.4 Constraints</w:t>
       </w:r>
     </w:p>
@@ -679,19 +645,9 @@
       <w:pPr>
         <w:pStyle w:val="Titolo3"/>
       </w:pPr>
-      <w:proofErr w:type="spellStart"/>
-      <w:r>
-        <w:t>Specific</w:t>
-      </w:r>
-      <w:proofErr w:type="spellEnd"/>
-      <w:r>
-        <w:t xml:space="preserve"> </w:t>
-      </w:r>
-      <w:proofErr w:type="spellStart"/>
-      <w:r>
-        <w:t>requirements</w:t>
-      </w:r>
-      <w:proofErr w:type="spellEnd"/>
+      <w:r>
+        <w:t>Specific requirements</w:t>
+      </w:r>
     </w:p>
     <w:p>
       <w:pPr>
@@ -704,29 +660,8 @@
         <w:ind w:left="708"/>
       </w:pPr>
       <w:r>
-        <w:t xml:space="preserve">3.1 </w:t>
-      </w:r>
-      <w:proofErr w:type="spellStart"/>
-      <w:r>
-        <w:t>External</w:t>
-      </w:r>
-      <w:proofErr w:type="spellEnd"/>
-      <w:r>
-        <w:t xml:space="preserve"> </w:t>
-      </w:r>
-      <w:proofErr w:type="spellStart"/>
-      <w:r>
-        <w:t>interface</w:t>
-      </w:r>
-      <w:proofErr w:type="spellEnd"/>
-      <w:r>
-        <w:t xml:space="preserve"> </w:t>
-      </w:r>
-      <w:proofErr w:type="spellStart"/>
-      <w:r>
-        <w:t>requirements</w:t>
-      </w:r>
-      <w:proofErr w:type="spellEnd"/>
+        <w:t>3.1 External interface requirements</w:t>
+      </w:r>
     </w:p>
     <w:p>
       <w:pPr>
@@ -785,21 +720,8 @@
         <w:ind w:left="708"/>
       </w:pPr>
       <w:r>
-        <w:t xml:space="preserve">3.2 </w:t>
-      </w:r>
-      <w:proofErr w:type="spellStart"/>
-      <w:r>
-        <w:t>Functional</w:t>
-      </w:r>
-      <w:proofErr w:type="spellEnd"/>
-      <w:r>
-        <w:t xml:space="preserve"> </w:t>
-      </w:r>
-      <w:proofErr w:type="spellStart"/>
-      <w:r>
-        <w:t>requirements</w:t>
-      </w:r>
-      <w:proofErr w:type="spellEnd"/>
+        <w:t>3.2 Functional requirements</w:t>
+      </w:r>
     </w:p>
     <w:p>
       <w:pPr>
@@ -837,18 +759,10 @@
         <w:t>3</w:t>
       </w:r>
       <w:r>
-        <w:t xml:space="preserve"> performance </w:t>
-      </w:r>
-      <w:proofErr w:type="spellStart"/>
-      <w:r>
-        <w:t>require</w:t>
-      </w:r>
-      <w:r>
-        <w:t>ments</w:t>
-      </w:r>
-      <w:proofErr w:type="spellEnd"/>
-      <w:r>
-        <w:t xml:space="preserve"> </w:t>
+        <w:t xml:space="preserve"> performance require</w:t>
+      </w:r>
+      <w:r>
+        <w:t xml:space="preserve">ments </w:t>
       </w:r>
     </w:p>
     <w:p>
@@ -924,13 +838,8 @@
         <w:ind w:left="708"/>
       </w:pPr>
       <w:r>
-        <w:t xml:space="preserve">3.4 Design </w:t>
-      </w:r>
-      <w:proofErr w:type="spellStart"/>
-      <w:r>
-        <w:t>constraints</w:t>
-      </w:r>
-      <w:proofErr w:type="spellEnd"/>
+        <w:t>3.4 Design constraints</w:t>
+      </w:r>
     </w:p>
     <w:p>
       <w:pPr>
@@ -946,13 +855,8 @@
         <w:ind w:left="708"/>
       </w:pPr>
       <w:r>
-        <w:t xml:space="preserve">3.5 Software system </w:t>
-      </w:r>
-      <w:proofErr w:type="spellStart"/>
-      <w:r>
-        <w:t>attributes</w:t>
-      </w:r>
-      <w:proofErr w:type="spellEnd"/>
+        <w:t>3.5 Software system attributes</w:t>
+      </w:r>
     </w:p>
     <w:p>
       <w:pPr>
@@ -985,11 +889,6 @@
       <w:pPr>
         <w:ind w:left="708"/>
         <w:jc w:val="both"/>
-      </w:pPr>
-    </w:p>
-    <w:p>
-      <w:pPr>
-        <w:pStyle w:val="Titolo3"/>
       </w:pPr>
     </w:p>
     <w:p>
@@ -999,12 +898,6 @@
           <w:lang w:val="en-US"/>
         </w:rPr>
       </w:pPr>
-      <w:r>
-        <w:rPr>
-          <w:lang w:val="en-US"/>
-        </w:rPr>
-        <w:t>Purpose</w:t>
-      </w:r>
     </w:p>
     <w:p>
       <w:pPr>
@@ -1025,9 +918,194 @@
       </w:pPr>
       <w:r>
         <w:lastRenderedPageBreak/>
-        <w:t>Specifica dei requisiti</w:t>
-      </w:r>
-    </w:p>
+        <w:t>Organizzazione del personale</w:t>
+      </w:r>
+    </w:p>
+    <w:p>
+      <w:r>
+        <w:t xml:space="preserve">Il team </w:t>
+      </w:r>
+    </w:p>
+    <w:p/>
+    <w:p>
+      <w:pPr>
+        <w:pStyle w:val="Titolo1"/>
+      </w:pPr>
+      <w:r>
+        <w:t>Ciclo di vita del software</w:t>
+      </w:r>
+    </w:p>
+    <w:p>
+      <w:r>
+        <w:t xml:space="preserve">La natura del progetto e la mancanza di esperienza del team nell’ambito dei software telemetrici hanno suggerito l’adozione di un approccio agile. In </w:t>
+      </w:r>
+      <w:r>
+        <w:t>generale</w:t>
+      </w:r>
+      <w:r>
+        <w:t xml:space="preserve"> </w:t>
+      </w:r>
+      <w:r>
+        <w:t>il metodo utilizzato è SCRUM al quale sono state affiancate tecniche provenienti dall’eXtreme Programming, nello specifico la programmazione in coppia</w:t>
+      </w:r>
+      <w:r>
+        <w:t xml:space="preserve"> e la proprietà collettiva</w:t>
+      </w:r>
+      <w:r>
+        <w:t xml:space="preserve">. </w:t>
+      </w:r>
+      <w:r>
+        <w:t xml:space="preserve"> </w:t>
+      </w:r>
+    </w:p>
+    <w:p>
+      <w:r>
+        <w:t xml:space="preserve">Nelle prime fasi dello sviluppo la prototipazione ha svolto un ruolo fondamentale per due motivi: in primo luogo ha permesso di verificare la fattibilità di alcune soluzioni tecniche alla base del progetto e </w:t>
+      </w:r>
+      <w:r>
+        <w:t>in secondo luogo</w:t>
+      </w:r>
+      <w:r>
+        <w:t xml:space="preserve"> </w:t>
+      </w:r>
+      <w:r>
+        <w:t xml:space="preserve">ha gettato le fondamenta sulle quali si è evoluto il </w:t>
+      </w:r>
+      <w:r>
+        <w:t>software</w:t>
+      </w:r>
+      <w:r>
+        <w:t>.</w:t>
+      </w:r>
+    </w:p>
+    <w:p>
+      <w:r>
+        <w:t xml:space="preserve">La scelta di un modello iterativo a cicli brevi </w:t>
+      </w:r>
+      <w:r>
+        <w:t xml:space="preserve">ha </w:t>
+      </w:r>
+      <w:r>
+        <w:t>consent</w:t>
+      </w:r>
+      <w:r>
+        <w:t>ito</w:t>
+      </w:r>
+      <w:r>
+        <w:t xml:space="preserve"> </w:t>
+      </w:r>
+      <w:r>
+        <w:t>d</w:t>
+      </w:r>
+      <w:r>
+        <w:t>i adattare i requisiti</w:t>
+      </w:r>
+      <w:r>
+        <w:t xml:space="preserve"> alle reali esigenze</w:t>
+      </w:r>
+      <w:r>
+        <w:t xml:space="preserve"> del team</w:t>
+      </w:r>
+      <w:r>
+        <w:t xml:space="preserve"> </w:t>
+      </w:r>
+      <w:r>
+        <w:t>durante lo sviluppo e il collaudo del software.</w:t>
+      </w:r>
+    </w:p>
+    <w:p>
+      <w:r>
+        <w:t>Particolare importanza ha</w:t>
+      </w:r>
+      <w:r>
+        <w:t>nno avuto i test, eseguiti subito dopo l’implementazione di una nuova funzionalità, non solo come strumento di verifica del corretto funzionamento ma anche come strumento di confronto tra le aspettative e il reale comportamento dell’applicazione.</w:t>
+      </w:r>
+    </w:p>
+    <w:p/>
+    <w:p>
+      <w:pPr>
+        <w:pStyle w:val="Titolo1"/>
+      </w:pPr>
+      <w:r>
+        <w:t>Gestione della configurazione</w:t>
+      </w:r>
+    </w:p>
+    <w:p>
+      <w:r>
+        <w:t xml:space="preserve">La gestione della configurazione è stata affidata interamente alla piattaforma GitHub. La linea guida che il team di sviluppo ha seguito è stata quella di mantenere il main branch sempre funzionante e testato. </w:t>
+      </w:r>
+    </w:p>
+    <w:p>
+      <w:r>
+        <w:t xml:space="preserve">Ad esclusione delle modifiche minori per cui è stato eseguito un semplice commit sul main branch per tutte le altre modifiche il processo di sviluppo </w:t>
+      </w:r>
+      <w:r>
+        <w:t>ha previsto</w:t>
+      </w:r>
+      <w:r>
+        <w:t xml:space="preserve"> la creazione di un branch secondario, l’implementazione delle modifiche o delle correzioni, la verifica attraverso i test e</w:t>
+      </w:r>
+      <w:r>
+        <w:t xml:space="preserve">, in conclusione, </w:t>
+      </w:r>
+      <w:r>
+        <w:t>il merge con il Main.</w:t>
+      </w:r>
+    </w:p>
+    <w:p>
+      <w:r>
+        <w:t xml:space="preserve">In molti casi, per scopi didattici o per semplice </w:t>
+      </w:r>
+      <w:r>
+        <w:t>curiosità</w:t>
+      </w:r>
+      <w:r>
+        <w:t xml:space="preserve">, il team ha creato dei “Dead branch” in cui </w:t>
+      </w:r>
+      <w:r>
+        <w:t>il team ha sperimentato funzionalità specifiche al fine di valutarne la complessit</w:t>
+      </w:r>
+      <w:r>
+        <w:t xml:space="preserve">à </w:t>
+      </w:r>
+      <w:r>
+        <w:t>e l’integrabilità nel progetto.</w:t>
+      </w:r>
+    </w:p>
+    <w:p/>
+    <w:p>
+      <w:pPr>
+        <w:pStyle w:val="Titolo1"/>
+      </w:pPr>
+      <w:r>
+        <w:t>Gestione del personale</w:t>
+      </w:r>
+    </w:p>
+    <w:p>
+      <w:r>
+        <w:t>Il team di sviluppo è composto da 2 persone</w:t>
+      </w:r>
+      <w:r>
+        <w:t xml:space="preserve">, di pari competenze, senza gerarchie interne. Ogni membro è responsabile del progetto e si occuperà di tutte le fasi del processo di sviluppo. </w:t>
+      </w:r>
+    </w:p>
+    <w:p>
+      <w:r>
+        <w:t xml:space="preserve">I membri del team sono anche parte della squadra che sarà l’utente del sistema. Di conseguenza </w:t>
+      </w:r>
+      <w:r>
+        <w:t>il team interpreta due ruoli distinti all’interno dell’organizzazione Scrum. Prima dello sprint, il team si occupa di scrivere e apportare modifiche al backlog adottando il ruolo di Product Owner, dopodiché i membri agiscono separatamente o congiuntamente nella realizzazione degli obiettivi selezionati nello sprint planning.</w:t>
+      </w:r>
+      <w:r>
+        <w:t xml:space="preserve"> Indipendentemente dalla modalità di lavoro, i membri sono sempre a stretto contatto e </w:t>
+      </w:r>
+      <w:r>
+        <w:t>il confronto è continuo.</w:t>
+      </w:r>
+    </w:p>
+    <w:p/>
+    <w:p/>
+    <w:p/>
     <w:sectPr>
       <w:footerReference w:type="default" r:id="rId8"/>
       <w:pgSz w:w="11906" w:h="16838"/>
